--- a/submission/submission_metadata.docx
+++ b/submission/submission_metadata.docx
@@ -489,7 +489,7 @@
                 <w:sz w:val="22"/>
                 <w:szCs w:val="22"/>
               </w:rPr>
-              <w:t xml:space="preserve">abstract, 238 words; main text (introduction to conclusions, including headings and captions), 2738 words. Tables: 2. Figures: 3. Supplementary file: 1. References: 23.</w:t>
+              <w:t xml:space="preserve">abstract, 238 words; main text (introduction to conclusions, including headings and captions), 2725 words. Tables: 2. Figures: 3. Supplementary file: 1. References: 23.</w:t>
             </w:r>
           </w:p>
         </w:tc>
@@ -666,7 +666,7 @@
                 <w:sz w:val="22"/>
                 <w:szCs w:val="22"/>
               </w:rPr>
-              <w:t xml:space="preserve">17-26 September 2026 (main search); 28-29 September 2026 (supplementary searches); 18 October 2026 (unified update search in Europe PMC, OpenAlex, PubMed; last search run); Web of Science and Scopus last searched 29 September 2026</w:t>
+              <w:t xml:space="preserve">17-26 September 2026 (main search); 28-29 September 2026 (supplementary searches); 18 October 2026 (unified update search in Europe PMC, OpenAlex, PubMed, ERIC; last search run); Web of Science and Scopus last searched 29 September 2026</w:t>
             </w:r>
           </w:p>
         </w:tc>
@@ -725,7 +725,7 @@
                 <w:sz w:val="22"/>
                 <w:szCs w:val="22"/>
               </w:rPr>
-              <w:t xml:space="preserve">116 randomized trials (119 reports; 26,918 participants); 4,960 records identified, 2,461 screened, 294 reports assessed</w:t>
+              <w:t xml:space="preserve">118 randomized trials (121 reports; 27,088 participants); 4,991 records identified, 2,481 screened, 301 reports assessed</w:t>
             </w:r>
           </w:p>
         </w:tc>
@@ -1303,7 +1303,7 @@
           <w:sz w:val="22"/>
           <w:szCs w:val="22"/>
         </w:rPr>
-        <w:t xml:space="preserve">Results: Of 4,960 records, 2,461 were screened and 294 reports assessed. We included 119 reports of 116 trials (26,918 participants in 107 trials reporting numbers). Most trials (64.7%) were first reported from 2023 onwards, and 72 studied healthcare workers. Web programmes (49) and smartphone apps (21) predominated; 20 trials tested non-psychological mechanisms. Waitlist controls were used in 40.0% of trials from 2023. About half of the abstracts (58) named the burnout instrument, and 31 gave a registration number. Of 15 randomised registrations completed by 2023, 6 had no located results.</w:t>
+        <w:t xml:space="preserve">Results: Of 4,991 records, 2,481 were screened and 301 reports assessed. We included 121 reports of 118 trials (27,088 participants in 109 trials reporting numbers). Most trials (64.4%) were first reported from 2023 onwards, and 73 studied healthcare workers. Web programmes (50) and smartphone apps (21) predominated; 21 trials tested non-psychological mechanisms. Waitlist controls were used in 40.8% of trials from 2023. About half of the abstracts (58) named the burnout instrument, and 31 gave a registration number. Of 15 randomised registrations completed by 2023, 4 had no located results.</w:t>
       </w:r>
     </w:p>
     <w:p>
@@ -2036,7 +2036,7 @@
           <w:sz w:val="22"/>
           <w:szCs w:val="22"/>
         </w:rPr>
-        <w:t xml:space="preserve"> In this scoping review of 116 randomised trials, 62.1% studied healthcare workers, 64.7% were first reported from 2023 onwards, 17.2% tested a non-psychological mechanism, and about half (50.0%) of the abstracts named the burnout instrument.</w:t>
+        <w:t xml:space="preserve"> In this scoping review of 118 randomised trials, 61.9% studied healthcare workers, 64.4% were first reported from 2023 onwards, 17.8% tested a non-psychological mechanism, and about half (49.2%) of the abstracts named the burnout instrument.</w:t>
       </w:r>
     </w:p>
     <w:p>
@@ -2145,7 +2145,7 @@
           <w:sz w:val="22"/>
           <w:szCs w:val="22"/>
         </w:rPr>
-        <w:t xml:space="preserve">Digital programmes are widely offered to reduce occupational burnout, yet randomised evidence has been reviewed only within single professions, single approaches or broader mental-health outcomes. We searched five databases and ClinicalTrials.gov, and after finding that the first strings missed trials of non-psychological interventions and of virtual delivery, we repeated the search without the intervention block and with additional delivery terms and controlled vocabulary. From 4,960 records we included 116 randomized trials (119 reports). The evidence is recent, concentrated in healthcare and in psychological programmes for individual workers, increasingly waitlist-controlled, and inconsistently reported: about half of the abstracts named the burnout instrument, and results could not be found for 6 of 15 randomised registrations completed by 2023.</w:t>
+        <w:t xml:space="preserve">Digital programmes are widely offered to reduce occupational burnout, yet randomised evidence has been reviewed only within single professions, single approaches or broader mental-health outcomes. We searched five databases and ClinicalTrials.gov, and after finding that the first strings missed trials of non-psychological interventions and of virtual delivery, we repeated the search without the intervention block and with additional delivery terms and controlled vocabulary. From 4,991 records we included 118 randomized trials (121 reports). The evidence is recent, concentrated in healthcare and in psychological programmes for individual workers, increasingly waitlist-controlled, and inconsistently reported: about half of the abstracts named the burnout instrument, and results could not be found for 4 of 15 randomised registrations completed by 2023.</w:t>
       </w:r>
     </w:p>
     <w:p>

--- a/submission/submission_metadata.docx
+++ b/submission/submission_metadata.docx
@@ -489,7 +489,7 @@
                 <w:sz w:val="22"/>
                 <w:szCs w:val="22"/>
               </w:rPr>
-              <w:t xml:space="preserve">abstract, 238 words; main text (introduction to conclusions, including headings and captions), 2725 words. Tables: 2. Figures: 3. Supplementary file: 1. References: 23.</w:t>
+              <w:t xml:space="preserve">abstract, 238 words; main text (introduction to conclusions, including headings and captions), 2755 words. Tables: 2. Figures: 3. Supplementary file: 1. References: 23.</w:t>
             </w:r>
           </w:p>
         </w:tc>
@@ -1843,7 +1843,7 @@
                 <w:sz w:val="22"/>
                 <w:szCs w:val="22"/>
               </w:rPr>
-              <w:t xml:space="preserve">All data and code: https://github.com/fyodora2/5R (withheld from the blinded manuscript). The ledger of all 294 assessed reports, trial-level charting, screening files, reporting-indicator and effect-direction codes, verification samples and a data dictionary (data/DATA_DICTIONARY.md) are included. Abstracts retrieved from Web of Science and Scopus and full-text articles are not redistributed. [Archived version DOI, e.g. Zenodo, if the journal requires one.]</w:t>
+              <w:t xml:space="preserve">All data and code: https://github.com/fyodora2/5R (withheld from the blinded manuscript). The ledger of all 301 assessed reports, trial-level charting, screening files, reporting-indicator and effect-direction codes, verification samples and a data dictionary (data/DATA_DICTIONARY.md) are included. Abstracts retrieved from Web of Science and Scopus and full-text articles are not redistributed. [Archived version DOI, e.g. Zenodo, if the journal requires one.]</w:t>
             </w:r>
           </w:p>
         </w:tc>

--- a/submission/submission_metadata.docx
+++ b/submission/submission_metadata.docx
@@ -725,7 +725,7 @@
                 <w:sz w:val="22"/>
                 <w:szCs w:val="22"/>
               </w:rPr>
-              <w:t xml:space="preserve">118 randomized trials (121 reports; 27,088 participants); 4,991 records identified, 2,481 screened, 301 reports assessed</w:t>
+              <w:t xml:space="preserve">117 randomized trials (120 reports; 27,033 participants); 4,991 records identified, 2,481 screened, 301 reports assessed</w:t>
             </w:r>
           </w:p>
         </w:tc>
@@ -1303,7 +1303,7 @@
           <w:sz w:val="22"/>
           <w:szCs w:val="22"/>
         </w:rPr>
-        <w:t xml:space="preserve">Results: Of 4,991 records, 2,481 were screened and 301 reports assessed. We included 121 reports of 118 trials (27,088 participants in 109 trials reporting numbers). Most trials (64.4%) were first reported from 2023 onwards, and 73 studied healthcare workers. Web programmes (50) and smartphone apps (21) predominated; 21 trials tested non-psychological mechanisms. Waitlist controls were used in 40.8% of trials from 2023. About half of the abstracts (58) named the burnout instrument, and 31 gave a registration number. Of 15 randomised registrations completed by 2023, 4 had no located results.</w:t>
+        <w:t xml:space="preserve">Results: Of 4,991 records, 2,481 were screened and 301 reports assessed. We included 120 reports of 117 trials (27,033 participants in 108 trials reporting numbers). Most trials (65.0%) were first reported from 2023 onwards, and 73 studied healthcare workers. Web programmes (49) and smartphone apps (21) predominated; 21 trials tested non-psychological mechanisms. Waitlist controls were used in 40.8% of trials from 2023. About half of the abstracts (58) named the burnout instrument, and 31 gave a registration number. Of 15 randomised registrations completed by 2023, 4 had no located results.</w:t>
       </w:r>
     </w:p>
     <w:p>
@@ -2036,7 +2036,7 @@
           <w:sz w:val="22"/>
           <w:szCs w:val="22"/>
         </w:rPr>
-        <w:t xml:space="preserve"> In this scoping review of 118 randomised trials, 61.9% studied healthcare workers, 64.4% were first reported from 2023 onwards, 17.8% tested a non-psychological mechanism, and about half (49.2%) of the abstracts named the burnout instrument.</w:t>
+        <w:t xml:space="preserve"> In this scoping review of 117 randomised trials, 62.4% studied healthcare workers, 65.0% were first reported from 2023 onwards, 17.9% tested a non-psychological mechanism, and about half (49.6%) of the abstracts named the burnout instrument.</w:t>
       </w:r>
     </w:p>
     <w:p>
@@ -2145,7 +2145,7 @@
           <w:sz w:val="22"/>
           <w:szCs w:val="22"/>
         </w:rPr>
-        <w:t xml:space="preserve">Digital programmes are widely offered to reduce occupational burnout, yet randomised evidence has been reviewed only within single professions, single approaches or broader mental-health outcomes. We searched five databases and ClinicalTrials.gov, and after finding that the first strings missed trials of non-psychological interventions and of virtual delivery, we repeated the search without the intervention block and with additional delivery terms and controlled vocabulary. From 4,991 records we included 118 randomized trials (121 reports). The evidence is recent, concentrated in healthcare and in psychological programmes for individual workers, increasingly waitlist-controlled, and inconsistently reported: about half of the abstracts named the burnout instrument, and results could not be found for 4 of 15 randomised registrations completed by 2023.</w:t>
+        <w:t xml:space="preserve">Digital programmes are widely offered to reduce occupational burnout, yet randomised evidence has been reviewed only within single professions, single approaches or broader mental-health outcomes. We searched five databases and ClinicalTrials.gov, and after finding that the first strings missed trials of non-psychological interventions and of virtual delivery, we repeated the search without the intervention block and with additional delivery terms and controlled vocabulary. From 4,991 records we included 117 randomized trials (120 reports). The evidence is recent, concentrated in healthcare and in psychological programmes for individual workers, increasingly waitlist-controlled, and inconsistently reported: about half of the abstracts named the burnout instrument, and results could not be found for 4 of 15 randomised registrations completed by 2023.</w:t>
       </w:r>
     </w:p>
     <w:p>
@@ -2321,7 +2321,7 @@
           <w:sz w:val="22"/>
           <w:szCs w:val="22"/>
         </w:rPr>
-        <w:t xml:space="preserve">Open questions that could change the numbers: two WeChat 'three good things' trials (R182, R183) excluded because their abstracts report no burnout outcome; one trial (S119) rests on an abstract with no burnout result and needs its full text; one full text (S070) is incomplete.</w:t>
+        <w:t xml:space="preserve">Open questions that could change the numbers: two WeChat 'three good things' trials (R182, R183) excluded because their abstracts report no burnout outcome; the file supplied for one included trial (S070) is incomplete, so its burnout instrument is not confirmed; 22 reports excluded on abstracts for lack of a burnout outcome could not be checked in the full text.</w:t>
       </w:r>
     </w:p>
     <w:sectPr>

--- a/submission/submission_metadata.docx
+++ b/submission/submission_metadata.docx
@@ -489,7 +489,7 @@
                 <w:sz w:val="22"/>
                 <w:szCs w:val="22"/>
               </w:rPr>
-              <w:t xml:space="preserve">abstract, 238 words; main text (introduction to conclusions, including headings and captions), 2755 words. Tables: 2. Figures: 3. Supplementary file: 1. References: 23.</w:t>
+              <w:t xml:space="preserve">abstract, 238 words; main text (introduction to conclusions, including headings and captions), 2762 words. Tables: 2. Figures: 3. Supplementary file: 1. References: 23.</w:t>
             </w:r>
           </w:p>
         </w:tc>
@@ -2321,7 +2321,7 @@
           <w:sz w:val="22"/>
           <w:szCs w:val="22"/>
         </w:rPr>
-        <w:t xml:space="preserve">Open questions that could change the numbers: two WeChat 'three good things' trials (R182, R183) excluded because their abstracts report no burnout outcome; the file supplied for one included trial (S070) is incomplete, so its burnout instrument is not confirmed; 22 reports excluded on abstracts for lack of a burnout outcome could not be checked in the full text.</w:t>
+        <w:t xml:space="preserve">Open questions that could change the numbers: two WeChat 'three good things' trials (R182, R183) excluded because their abstracts report no burnout outcome; the file supplied for one included trial (S070) is incomplete, so its burnout instrument is not confirmed.</w:t>
       </w:r>
     </w:p>
     <w:sectPr>
